--- a/test/Инструкция к тестированию.docx
+++ b/test/Инструкция к тестированию.docx
@@ -174,6 +174,7 @@
         </w:rPr>
         <w:t>После установки в папке с программой найдите файл «</w:t>
       </w:r>
+      <w:proofErr w:type="spellStart"/>
       <w:r>
         <w:rPr>
           <w:rFonts w:ascii="Times New Roman" w:eastAsia="Times New Roman" w:hAnsi="Times New Roman" w:cs="Times New Roman"/>
@@ -184,6 +185,7 @@
         </w:rPr>
         <w:t>vanessa-automation.epf</w:t>
       </w:r>
+      <w:proofErr w:type="spellEnd"/>
       <w:r>
         <w:rPr>
           <w:rFonts w:ascii="Times New Roman" w:eastAsia="Times New Roman" w:hAnsi="Times New Roman" w:cs="Times New Roman"/>
@@ -202,8 +204,86 @@
           <w:szCs w:val="28"/>
           <w:lang w:val="ru-RU"/>
         </w:rPr>
-        <w:t>C:\Program Files\vanessa-automation\vanessa-automation.epf</w:t>
-      </w:r>
+        <w:t>C:\</w:t>
+      </w:r>
+      <w:proofErr w:type="spellStart"/>
+      <w:r>
+        <w:rPr>
+          <w:rFonts w:ascii="Times New Roman" w:eastAsia="Times New Roman" w:hAnsi="Times New Roman" w:cs="Times New Roman"/>
+          <w:spacing w:val="3"/>
+          <w:sz w:val="28"/>
+          <w:szCs w:val="28"/>
+          <w:lang w:val="ru-RU"/>
+        </w:rPr>
+        <w:t>Program</w:t>
+      </w:r>
+      <w:proofErr w:type="spellEnd"/>
+      <w:r>
+        <w:rPr>
+          <w:rFonts w:ascii="Times New Roman" w:eastAsia="Times New Roman" w:hAnsi="Times New Roman" w:cs="Times New Roman"/>
+          <w:spacing w:val="3"/>
+          <w:sz w:val="28"/>
+          <w:szCs w:val="28"/>
+          <w:lang w:val="ru-RU"/>
+        </w:rPr>
+        <w:t xml:space="preserve"> </w:t>
+      </w:r>
+      <w:proofErr w:type="spellStart"/>
+      <w:r>
+        <w:rPr>
+          <w:rFonts w:ascii="Times New Roman" w:eastAsia="Times New Roman" w:hAnsi="Times New Roman" w:cs="Times New Roman"/>
+          <w:spacing w:val="3"/>
+          <w:sz w:val="28"/>
+          <w:szCs w:val="28"/>
+          <w:lang w:val="ru-RU"/>
+        </w:rPr>
+        <w:t>Files</w:t>
+      </w:r>
+      <w:proofErr w:type="spellEnd"/>
+      <w:r>
+        <w:rPr>
+          <w:rFonts w:ascii="Times New Roman" w:eastAsia="Times New Roman" w:hAnsi="Times New Roman" w:cs="Times New Roman"/>
+          <w:spacing w:val="3"/>
+          <w:sz w:val="28"/>
+          <w:szCs w:val="28"/>
+          <w:lang w:val="ru-RU"/>
+        </w:rPr>
+        <w:t>\</w:t>
+      </w:r>
+      <w:proofErr w:type="spellStart"/>
+      <w:r>
+        <w:rPr>
+          <w:rFonts w:ascii="Times New Roman" w:eastAsia="Times New Roman" w:hAnsi="Times New Roman" w:cs="Times New Roman"/>
+          <w:spacing w:val="3"/>
+          <w:sz w:val="28"/>
+          <w:szCs w:val="28"/>
+          <w:lang w:val="ru-RU"/>
+        </w:rPr>
+        <w:t>vanessa-automation</w:t>
+      </w:r>
+      <w:proofErr w:type="spellEnd"/>
+      <w:r>
+        <w:rPr>
+          <w:rFonts w:ascii="Times New Roman" w:eastAsia="Times New Roman" w:hAnsi="Times New Roman" w:cs="Times New Roman"/>
+          <w:spacing w:val="3"/>
+          <w:sz w:val="28"/>
+          <w:szCs w:val="28"/>
+          <w:lang w:val="ru-RU"/>
+        </w:rPr>
+        <w:t>\</w:t>
+      </w:r>
+      <w:proofErr w:type="spellStart"/>
+      <w:r>
+        <w:rPr>
+          <w:rFonts w:ascii="Times New Roman" w:eastAsia="Times New Roman" w:hAnsi="Times New Roman" w:cs="Times New Roman"/>
+          <w:spacing w:val="3"/>
+          <w:sz w:val="28"/>
+          <w:szCs w:val="28"/>
+          <w:lang w:val="ru-RU"/>
+        </w:rPr>
+        <w:t>vanessa-automation.epf</w:t>
+      </w:r>
+      <w:proofErr w:type="spellEnd"/>
       <w:r>
         <w:rPr>
           <w:rFonts w:ascii="Times New Roman" w:eastAsia="Times New Roman" w:hAnsi="Times New Roman" w:cs="Times New Roman"/>
@@ -309,7 +389,29 @@
           <w:szCs w:val="28"/>
           <w:lang w:val="ru-RU"/>
         </w:rPr>
-        <w:t>/TESTMANAGER/Execute "</w:t>
+        <w:t>/TESTMANAGER/</w:t>
+      </w:r>
+      <w:proofErr w:type="spellStart"/>
+      <w:r>
+        <w:rPr>
+          <w:rFonts w:ascii="Times New Roman" w:eastAsia="Times New Roman" w:hAnsi="Times New Roman" w:cs="Times New Roman"/>
+          <w:spacing w:val="3"/>
+          <w:sz w:val="28"/>
+          <w:szCs w:val="28"/>
+          <w:lang w:val="ru-RU"/>
+        </w:rPr>
+        <w:t>Execute</w:t>
+      </w:r>
+      <w:proofErr w:type="spellEnd"/>
+      <w:r>
+        <w:rPr>
+          <w:rFonts w:ascii="Times New Roman" w:eastAsia="Times New Roman" w:hAnsi="Times New Roman" w:cs="Times New Roman"/>
+          <w:spacing w:val="3"/>
+          <w:sz w:val="28"/>
+          <w:szCs w:val="28"/>
+          <w:lang w:val="ru-RU"/>
+        </w:rPr>
+        <w:t xml:space="preserve"> "</w:t>
       </w:r>
       <w:r>
         <w:rPr>
@@ -449,8 +551,20 @@
           <w:szCs w:val="28"/>
           <w:lang w:val="ru-RU"/>
         </w:rPr>
-        <w:t>/TESTMANAGER/Execute</w:t>
-      </w:r>
+        <w:t>/TESTMANAGER/</w:t>
+      </w:r>
+      <w:proofErr w:type="spellStart"/>
+      <w:r>
+        <w:rPr>
+          <w:rFonts w:ascii="Times New Roman" w:eastAsia="Times New Roman" w:hAnsi="Times New Roman" w:cs="Times New Roman"/>
+          <w:spacing w:val="3"/>
+          <w:sz w:val="28"/>
+          <w:szCs w:val="28"/>
+          <w:lang w:val="ru-RU"/>
+        </w:rPr>
+        <w:t>Execute</w:t>
+      </w:r>
+      <w:proofErr w:type="spellEnd"/>
       <w:r>
         <w:rPr>
           <w:rFonts w:ascii="Times New Roman" w:eastAsia="Times New Roman" w:hAnsi="Times New Roman" w:cs="Times New Roman"/>
@@ -479,7 +593,73 @@
           <w:szCs w:val="28"/>
           <w:lang w:val="ru-RU"/>
         </w:rPr>
-        <w:t>C:\Program Files\vanessa-automation\vanessa-automation.epf"</w:t>
+        <w:t xml:space="preserve">C:\Program </w:t>
+      </w:r>
+      <w:proofErr w:type="spellStart"/>
+      <w:r>
+        <w:rPr>
+          <w:rFonts w:ascii="Times New Roman" w:eastAsia="Times New Roman" w:hAnsi="Times New Roman" w:cs="Times New Roman"/>
+          <w:spacing w:val="3"/>
+          <w:sz w:val="28"/>
+          <w:szCs w:val="28"/>
+          <w:lang w:val="ru-RU"/>
+        </w:rPr>
+        <w:t>Files</w:t>
+      </w:r>
+      <w:proofErr w:type="spellEnd"/>
+      <w:r>
+        <w:rPr>
+          <w:rFonts w:ascii="Times New Roman" w:eastAsia="Times New Roman" w:hAnsi="Times New Roman" w:cs="Times New Roman"/>
+          <w:spacing w:val="3"/>
+          <w:sz w:val="28"/>
+          <w:szCs w:val="28"/>
+          <w:lang w:val="ru-RU"/>
+        </w:rPr>
+        <w:t>\</w:t>
+      </w:r>
+      <w:proofErr w:type="spellStart"/>
+      <w:r>
+        <w:rPr>
+          <w:rFonts w:ascii="Times New Roman" w:eastAsia="Times New Roman" w:hAnsi="Times New Roman" w:cs="Times New Roman"/>
+          <w:spacing w:val="3"/>
+          <w:sz w:val="28"/>
+          <w:szCs w:val="28"/>
+          <w:lang w:val="ru-RU"/>
+        </w:rPr>
+        <w:t>vanessa-automation</w:t>
+      </w:r>
+      <w:proofErr w:type="spellEnd"/>
+      <w:r>
+        <w:rPr>
+          <w:rFonts w:ascii="Times New Roman" w:eastAsia="Times New Roman" w:hAnsi="Times New Roman" w:cs="Times New Roman"/>
+          <w:spacing w:val="3"/>
+          <w:sz w:val="28"/>
+          <w:szCs w:val="28"/>
+          <w:lang w:val="ru-RU"/>
+        </w:rPr>
+        <w:t>\</w:t>
+      </w:r>
+      <w:proofErr w:type="spellStart"/>
+      <w:r>
+        <w:rPr>
+          <w:rFonts w:ascii="Times New Roman" w:eastAsia="Times New Roman" w:hAnsi="Times New Roman" w:cs="Times New Roman"/>
+          <w:spacing w:val="3"/>
+          <w:sz w:val="28"/>
+          <w:szCs w:val="28"/>
+          <w:lang w:val="ru-RU"/>
+        </w:rPr>
+        <w:t>vanessa-automation.epf</w:t>
+      </w:r>
+      <w:proofErr w:type="spellEnd"/>
+      <w:r>
+        <w:rPr>
+          <w:rFonts w:ascii="Times New Roman" w:eastAsia="Times New Roman" w:hAnsi="Times New Roman" w:cs="Times New Roman"/>
+          <w:spacing w:val="3"/>
+          <w:sz w:val="28"/>
+          <w:szCs w:val="28"/>
+          <w:lang w:val="ru-RU"/>
+        </w:rPr>
+        <w:t>"</w:t>
       </w:r>
       <w:r>
         <w:rPr>
@@ -632,10 +812,10 @@
                   <v:path o:extrusionok="f" gradientshapeok="t" o:connecttype="rect"/>
                   <o:lock v:ext="edit" aspectratio="t"/>
                 </v:shapetype>
-                <v:shape id="_x0000_i1026" type="#_x0000_t75" style="width:292.5pt;height:302.25pt" o:ole="">
+                <v:shape id="_x0000_i1025" type="#_x0000_t75" style="width:292.5pt;height:302.25pt" o:ole="">
                   <v:imagedata r:id="rId6" o:title=""/>
                 </v:shape>
-                <o:OLEObject Type="Embed" ProgID="PBrush" ShapeID="_x0000_i1026" DrawAspect="Content" ObjectID="_1848240963" r:id="rId7"/>
+                <o:OLEObject Type="Embed" ProgID="PBrush" ShapeID="_x0000_i1025" DrawAspect="Content" ObjectID="_1848299204" r:id="rId7"/>
               </w:object>
             </w:r>
           </w:p>
@@ -733,7 +913,29 @@
           <w:szCs w:val="28"/>
           <w:lang w:val="ru-RU"/>
         </w:rPr>
-        <w:t>», поставляемой вместе с автотестами. Пример приведен на рисунке ниже.</w:t>
+        <w:t xml:space="preserve">», поставляемой вместе с </w:t>
+      </w:r>
+      <w:proofErr w:type="spellStart"/>
+      <w:r>
+        <w:rPr>
+          <w:rFonts w:ascii="Times New Roman" w:eastAsia="Times New Roman" w:hAnsi="Times New Roman" w:cs="Times New Roman"/>
+          <w:spacing w:val="3"/>
+          <w:sz w:val="28"/>
+          <w:szCs w:val="28"/>
+          <w:lang w:val="ru-RU"/>
+        </w:rPr>
+        <w:t>автотестами</w:t>
+      </w:r>
+      <w:proofErr w:type="spellEnd"/>
+      <w:r>
+        <w:rPr>
+          <w:rFonts w:ascii="Times New Roman" w:eastAsia="Times New Roman" w:hAnsi="Times New Roman" w:cs="Times New Roman"/>
+          <w:spacing w:val="3"/>
+          <w:sz w:val="28"/>
+          <w:szCs w:val="28"/>
+          <w:lang w:val="ru-RU"/>
+        </w:rPr>
+        <w:t>. Пример приведен на рисунке ниже.</w:t>
       </w:r>
     </w:p>
     <w:p>
@@ -779,10 +981,10 @@
             </w:pPr>
             <w:r>
               <w:object w:dxaOrig="2445" w:dyaOrig="2715" w14:anchorId="7E3E8D13">
-                <v:shape id="_x0000_i1265" type="#_x0000_t75" style="width:122.25pt;height:135.75pt" o:ole="">
+                <v:shape id="_x0000_i1026" type="#_x0000_t75" style="width:122.25pt;height:135.75pt" o:ole="">
                   <v:imagedata r:id="rId8" o:title=""/>
                 </v:shape>
-                <o:OLEObject Type="Embed" ProgID="PBrush" ShapeID="_x0000_i1265" DrawAspect="Content" ObjectID="_1848240964" r:id="rId9"/>
+                <o:OLEObject Type="Embed" ProgID="PBrush" ShapeID="_x0000_i1026" DrawAspect="Content" ObjectID="_1848299205" r:id="rId9"/>
               </w:object>
             </w:r>
           </w:p>
@@ -805,10 +1007,10 @@
             </w:pPr>
             <w:r>
               <w:object w:dxaOrig="7920" w:dyaOrig="3360" w14:anchorId="6F016FA5">
-                <v:shape id="_x0000_i1267" type="#_x0000_t75" style="width:396pt;height:168pt" o:ole="">
+                <v:shape id="_x0000_i1027" type="#_x0000_t75" style="width:396pt;height:168pt" o:ole="">
                   <v:imagedata r:id="rId10" o:title=""/>
                 </v:shape>
-                <o:OLEObject Type="Embed" ProgID="PBrush" ShapeID="_x0000_i1267" DrawAspect="Content" ObjectID="_1848240965" r:id="rId11"/>
+                <o:OLEObject Type="Embed" ProgID="PBrush" ShapeID="_x0000_i1027" DrawAspect="Content" ObjectID="_1848299206" r:id="rId11"/>
               </w:object>
             </w:r>
           </w:p>
@@ -1052,8 +1254,20 @@
           <w:szCs w:val="28"/>
           <w:lang w:val="ru-RU"/>
         </w:rPr>
-        <w:t>уть к инфобазе</w:t>
-      </w:r>
+        <w:t xml:space="preserve">уть к </w:t>
+      </w:r>
+      <w:proofErr w:type="spellStart"/>
+      <w:r>
+        <w:rPr>
+          <w:rFonts w:ascii="Times New Roman" w:eastAsia="Times New Roman" w:hAnsi="Times New Roman" w:cs="Times New Roman"/>
+          <w:spacing w:val="3"/>
+          <w:sz w:val="28"/>
+          <w:szCs w:val="28"/>
+          <w:lang w:val="ru-RU"/>
+        </w:rPr>
+        <w:t>инфобазе</w:t>
+      </w:r>
+      <w:proofErr w:type="spellEnd"/>
       <w:r>
         <w:rPr>
           <w:rFonts w:ascii="Times New Roman" w:eastAsia="Times New Roman" w:hAnsi="Times New Roman" w:cs="Times New Roman"/>
@@ -1143,6 +1357,7 @@
         </w:rPr>
         <w:t>N</w:t>
       </w:r>
+      <w:proofErr w:type="gramStart"/>
       <w:r>
         <w:rPr>
           <w:rFonts w:ascii="Times New Roman" w:eastAsia="Times New Roman" w:hAnsi="Times New Roman" w:cs="Times New Roman"/>
@@ -1161,7 +1376,30 @@
           <w:szCs w:val="28"/>
           <w:lang w:val="ru-RU"/>
         </w:rPr>
-        <w:t xml:space="preserve">«ИмяВхода». Образец приведен </w:t>
+        <w:t>«</w:t>
+      </w:r>
+      <w:proofErr w:type="spellStart"/>
+      <w:proofErr w:type="gramEnd"/>
+      <w:r>
+        <w:rPr>
+          <w:rFonts w:ascii="Times New Roman" w:eastAsia="Times New Roman" w:hAnsi="Times New Roman" w:cs="Times New Roman"/>
+          <w:spacing w:val="3"/>
+          <w:sz w:val="28"/>
+          <w:szCs w:val="28"/>
+          <w:lang w:val="ru-RU"/>
+        </w:rPr>
+        <w:t>ИмяВхода</w:t>
+      </w:r>
+      <w:proofErr w:type="spellEnd"/>
+      <w:r>
+        <w:rPr>
+          <w:rFonts w:ascii="Times New Roman" w:eastAsia="Times New Roman" w:hAnsi="Times New Roman" w:cs="Times New Roman"/>
+          <w:spacing w:val="3"/>
+          <w:sz w:val="28"/>
+          <w:szCs w:val="28"/>
+          <w:lang w:val="ru-RU"/>
+        </w:rPr>
+        <w:t xml:space="preserve">». Образец приведен </w:t>
       </w:r>
       <w:r>
         <w:rPr>
@@ -1237,10 +1475,10 @@
             </w:pPr>
             <w:r>
               <w:object w:dxaOrig="2595" w:dyaOrig="3315" w14:anchorId="6FCEB29B">
-                <v:shape id="_x0000_i1146" type="#_x0000_t75" style="width:129.75pt;height:165.75pt" o:ole="">
+                <v:shape id="_x0000_i1028" type="#_x0000_t75" style="width:129.75pt;height:165.75pt" o:ole="">
                   <v:imagedata r:id="rId13" o:title=""/>
                 </v:shape>
-                <o:OLEObject Type="Embed" ProgID="PBrush" ShapeID="_x0000_i1146" DrawAspect="Content" ObjectID="_1848240966" r:id="rId14"/>
+                <o:OLEObject Type="Embed" ProgID="PBrush" ShapeID="_x0000_i1028" DrawAspect="Content" ObjectID="_1848299207" r:id="rId14"/>
               </w:object>
             </w:r>
           </w:p>
@@ -1263,10 +1501,10 @@
             </w:pPr>
             <w:r>
               <w:object w:dxaOrig="12870" w:dyaOrig="6420" w14:anchorId="2E4DCEFE">
-                <v:shape id="_x0000_i1274" type="#_x0000_t75" style="width:532.5pt;height:265.5pt" o:ole="">
+                <v:shape id="_x0000_i1029" type="#_x0000_t75" style="width:532.5pt;height:265.5pt" o:ole="">
                   <v:imagedata r:id="rId15" o:title=""/>
                 </v:shape>
-                <o:OLEObject Type="Embed" ProgID="PBrush" ShapeID="_x0000_i1274" DrawAspect="Content" ObjectID="_1848240967" r:id="rId16"/>
+                <o:OLEObject Type="Embed" ProgID="PBrush" ShapeID="_x0000_i1029" DrawAspect="Content" ObjectID="_1848299208" r:id="rId16"/>
               </w:object>
             </w:r>
           </w:p>
@@ -1960,7 +2198,7 @@
           <w:szCs w:val="28"/>
           <w:lang w:val="ru-RU"/>
         </w:rPr>
-        <w:t xml:space="preserve">для теста </w:t>
+        <w:t>для теста «Планирование нескольких обслуживаний на специалистов от имени Менеджера</w:t>
       </w:r>
       <w:r>
         <w:rPr>
@@ -1972,9 +2210,215 @@
           <w:szCs w:val="28"/>
           <w:lang w:val="ru-RU"/>
         </w:rPr>
-        <w:t>«</w:t>
-      </w:r>
-      <w:r>
+        <w:t>»:</w:t>
+      </w:r>
+    </w:p>
+    <w:p>
+      <w:pPr>
+        <w:shd w:val="clear" w:color="auto" w:fill="FFFFFF"/>
+        <w:spacing w:after="0" w:line="276" w:lineRule="auto"/>
+        <w:jc w:val="both"/>
+        <w:rPr>
+          <w:rFonts w:ascii="Times New Roman" w:eastAsia="Times New Roman" w:hAnsi="Times New Roman" w:cs="Times New Roman"/>
+          <w:spacing w:val="3"/>
+          <w:sz w:val="28"/>
+          <w:szCs w:val="28"/>
+          <w:lang w:val="ru-RU"/>
+        </w:rPr>
+      </w:pPr>
+      <w:r>
+        <w:rPr>
+          <w:rFonts w:ascii="Times New Roman" w:eastAsia="Times New Roman" w:hAnsi="Times New Roman" w:cs="Times New Roman"/>
+          <w:spacing w:val="3"/>
+          <w:sz w:val="28"/>
+          <w:szCs w:val="28"/>
+          <w:lang w:val="ru-RU"/>
+        </w:rPr>
+        <w:t>-</w:t>
+      </w:r>
+      <w:r>
+        <w:rPr>
+          <w:rFonts w:ascii="Times New Roman" w:eastAsia="Times New Roman" w:hAnsi="Times New Roman" w:cs="Times New Roman"/>
+          <w:spacing w:val="3"/>
+          <w:sz w:val="28"/>
+          <w:szCs w:val="28"/>
+          <w:lang w:val="ru-RU"/>
+        </w:rPr>
+        <w:t xml:space="preserve"> в открытом фича файле в разделе «Инициализация переменных» заполнить</w:t>
+      </w:r>
+      <w:r>
+        <w:rPr>
+          <w:rFonts w:ascii="Times New Roman" w:eastAsia="Times New Roman" w:hAnsi="Times New Roman" w:cs="Times New Roman"/>
+          <w:spacing w:val="3"/>
+          <w:sz w:val="28"/>
+          <w:szCs w:val="28"/>
+          <w:lang w:val="ru-RU"/>
+        </w:rPr>
+        <w:t xml:space="preserve"> данные как минимум по двум специалистам. Данные по организации и контрагенту могут быть созданы автоматически </w:t>
+      </w:r>
+      <w:proofErr w:type="gramStart"/>
+      <w:r>
+        <w:rPr>
+          <w:rFonts w:ascii="Times New Roman" w:eastAsia="Times New Roman" w:hAnsi="Times New Roman" w:cs="Times New Roman"/>
+          <w:spacing w:val="3"/>
+          <w:sz w:val="28"/>
+          <w:szCs w:val="28"/>
+          <w:lang w:val="ru-RU"/>
+        </w:rPr>
+        <w:t>во время</w:t>
+      </w:r>
+      <w:proofErr w:type="gramEnd"/>
+      <w:r>
+        <w:rPr>
+          <w:rFonts w:ascii="Times New Roman" w:eastAsia="Times New Roman" w:hAnsi="Times New Roman" w:cs="Times New Roman"/>
+          <w:spacing w:val="3"/>
+          <w:sz w:val="28"/>
+          <w:szCs w:val="28"/>
+          <w:lang w:val="ru-RU"/>
+        </w:rPr>
+        <w:t xml:space="preserve"> </w:t>
+      </w:r>
+      <w:proofErr w:type="spellStart"/>
+      <w:r>
+        <w:rPr>
+          <w:rFonts w:ascii="Times New Roman" w:eastAsia="Times New Roman" w:hAnsi="Times New Roman" w:cs="Times New Roman"/>
+          <w:spacing w:val="3"/>
+          <w:sz w:val="28"/>
+          <w:szCs w:val="28"/>
+          <w:lang w:val="ru-RU"/>
+        </w:rPr>
+        <w:t>автотеста</w:t>
+      </w:r>
+      <w:proofErr w:type="spellEnd"/>
+      <w:r>
+        <w:rPr>
+          <w:rFonts w:ascii="Times New Roman" w:eastAsia="Times New Roman" w:hAnsi="Times New Roman" w:cs="Times New Roman"/>
+          <w:spacing w:val="3"/>
+          <w:sz w:val="28"/>
+          <w:szCs w:val="28"/>
+          <w:lang w:val="ru-RU"/>
+        </w:rPr>
+        <w:t xml:space="preserve">. </w:t>
+      </w:r>
+      <w:r>
+        <w:rPr>
+          <w:rFonts w:ascii="Times New Roman" w:eastAsia="Times New Roman" w:hAnsi="Times New Roman" w:cs="Times New Roman"/>
+          <w:spacing w:val="3"/>
+          <w:sz w:val="28"/>
+          <w:szCs w:val="28"/>
+          <w:lang w:val="ru-RU"/>
+        </w:rPr>
+        <w:t>Образец на рисунке ниже:</w:t>
+      </w:r>
+    </w:p>
+    <w:p>
+      <w:pPr>
+        <w:shd w:val="clear" w:color="auto" w:fill="FFFFFF"/>
+        <w:spacing w:after="0" w:line="276" w:lineRule="auto"/>
+        <w:jc w:val="both"/>
+        <w:rPr>
+          <w:rFonts w:ascii="Times New Roman" w:eastAsia="Times New Roman" w:hAnsi="Times New Roman" w:cs="Times New Roman"/>
+          <w:spacing w:val="3"/>
+          <w:sz w:val="28"/>
+          <w:szCs w:val="28"/>
+          <w:lang w:val="ru-RU"/>
+        </w:rPr>
+      </w:pPr>
+      <w:bookmarkStart w:id="0" w:name="_GoBack"/>
+      <w:bookmarkEnd w:id="0"/>
+    </w:p>
+    <w:p>
+      <w:pPr>
+        <w:shd w:val="clear" w:color="auto" w:fill="FFFFFF"/>
+        <w:spacing w:after="0" w:line="276" w:lineRule="auto"/>
+        <w:jc w:val="both"/>
+        <w:rPr>
+          <w:rFonts w:ascii="Times New Roman" w:eastAsia="Times New Roman" w:hAnsi="Times New Roman" w:cs="Times New Roman"/>
+          <w:spacing w:val="3"/>
+          <w:sz w:val="28"/>
+          <w:szCs w:val="28"/>
+          <w:lang w:val="ru-RU"/>
+        </w:rPr>
+      </w:pPr>
+      <w:r>
+        <w:rPr>
+          <w:rFonts w:ascii="Times New Roman" w:eastAsia="Times New Roman" w:hAnsi="Times New Roman" w:cs="Times New Roman"/>
+          <w:noProof/>
+          <w:spacing w:val="3"/>
+          <w:sz w:val="28"/>
+          <w:szCs w:val="28"/>
+          <w:lang w:val="ru-RU"/>
+        </w:rPr>
+        <w:lastRenderedPageBreak/>
+        <w:drawing>
+          <wp:inline distT="0" distB="0" distL="0" distR="0" wp14:anchorId="25F62B36" wp14:editId="52DCF287">
+            <wp:extent cx="6372225" cy="1657350"/>
+            <wp:effectExtent l="0" t="0" r="9525" b="0"/>
+            <wp:docPr id="2" name="Рисунок 2"/>
+            <wp:cNvGraphicFramePr>
+              <a:graphicFrameLocks xmlns:a="http://schemas.openxmlformats.org/drawingml/2006/main" noChangeAspect="1"/>
+            </wp:cNvGraphicFramePr>
+            <a:graphic xmlns:a="http://schemas.openxmlformats.org/drawingml/2006/main">
+              <a:graphicData uri="http://schemas.openxmlformats.org/drawingml/2006/picture">
+                <pic:pic xmlns:pic="http://schemas.openxmlformats.org/drawingml/2006/picture">
+                  <pic:nvPicPr>
+                    <pic:cNvPr id="0" name="Picture 6"/>
+                    <pic:cNvPicPr>
+                      <a:picLocks noChangeAspect="1" noChangeArrowheads="1"/>
+                    </pic:cNvPicPr>
+                  </pic:nvPicPr>
+                  <pic:blipFill>
+                    <a:blip r:embed="rId21">
+                      <a:extLst>
+                        <a:ext uri="{28A0092B-C50C-407E-A947-70E740481C1C}">
+                          <a14:useLocalDpi xmlns:a14="http://schemas.microsoft.com/office/drawing/2010/main" val="0"/>
+                        </a:ext>
+                      </a:extLst>
+                    </a:blip>
+                    <a:srcRect/>
+                    <a:stretch>
+                      <a:fillRect/>
+                    </a:stretch>
+                  </pic:blipFill>
+                  <pic:spPr bwMode="auto">
+                    <a:xfrm>
+                      <a:off x="0" y="0"/>
+                      <a:ext cx="6372225" cy="1657350"/>
+                    </a:xfrm>
+                    <a:prstGeom prst="rect">
+                      <a:avLst/>
+                    </a:prstGeom>
+                    <a:noFill/>
+                    <a:ln>
+                      <a:noFill/>
+                    </a:ln>
+                  </pic:spPr>
+                </pic:pic>
+              </a:graphicData>
+            </a:graphic>
+          </wp:inline>
+        </w:drawing>
+      </w:r>
+    </w:p>
+    <w:p>
+      <w:pPr>
+        <w:shd w:val="clear" w:color="auto" w:fill="FFFFFF"/>
+        <w:spacing w:after="0" w:line="276" w:lineRule="auto"/>
+        <w:jc w:val="both"/>
+        <w:rPr>
+          <w:rFonts w:ascii="Times New Roman" w:eastAsia="Times New Roman" w:hAnsi="Times New Roman" w:cs="Times New Roman"/>
+          <w:spacing w:val="3"/>
+          <w:sz w:val="28"/>
+          <w:szCs w:val="28"/>
+          <w:lang w:val="ru-RU"/>
+        </w:rPr>
+      </w:pPr>
+    </w:p>
+    <w:p>
+      <w:pPr>
+        <w:shd w:val="clear" w:color="auto" w:fill="FFFFFF"/>
+        <w:spacing w:after="0" w:line="276" w:lineRule="auto"/>
+        <w:jc w:val="both"/>
         <w:rPr>
           <w:rFonts w:ascii="Times New Roman" w:eastAsia="Times New Roman" w:hAnsi="Times New Roman" w:cs="Times New Roman"/>
           <w:i/>
@@ -1984,8 +2428,7 @@
           <w:szCs w:val="28"/>
           <w:lang w:val="ru-RU"/>
         </w:rPr>
-        <w:t>Планирование нескольких обслуживаний на специалистов от имени Менеджера</w:t>
-      </w:r>
+      </w:pPr>
       <w:r>
         <w:rPr>
           <w:rFonts w:ascii="Times New Roman" w:eastAsia="Times New Roman" w:hAnsi="Times New Roman" w:cs="Times New Roman"/>
@@ -1996,84 +2439,9 @@
           <w:szCs w:val="28"/>
           <w:lang w:val="ru-RU"/>
         </w:rPr>
-        <w:t>»:</w:t>
-      </w:r>
-    </w:p>
-    <w:p>
-      <w:pPr>
-        <w:shd w:val="clear" w:color="auto" w:fill="FFFFFF"/>
-        <w:spacing w:after="0" w:line="276" w:lineRule="auto"/>
-        <w:jc w:val="both"/>
-        <w:rPr>
-          <w:rFonts w:ascii="Times New Roman" w:eastAsia="Times New Roman" w:hAnsi="Times New Roman" w:cs="Times New Roman"/>
-          <w:spacing w:val="3"/>
-          <w:sz w:val="28"/>
-          <w:szCs w:val="28"/>
-          <w:lang w:val="ru-RU"/>
-        </w:rPr>
-      </w:pPr>
-      <w:r>
-        <w:rPr>
-          <w:rFonts w:ascii="Times New Roman" w:eastAsia="Times New Roman" w:hAnsi="Times New Roman" w:cs="Times New Roman"/>
-          <w:spacing w:val="3"/>
-          <w:sz w:val="28"/>
-          <w:szCs w:val="28"/>
-          <w:lang w:val="ru-RU"/>
-        </w:rPr>
-        <w:t>- В тестируемой базе есть два пользователя с правами Специалист с наименованием «</w:t>
-      </w:r>
-      <w:r>
-        <w:rPr>
-          <w:rFonts w:ascii="Times New Roman" w:eastAsia="Times New Roman" w:hAnsi="Times New Roman" w:cs="Times New Roman"/>
-          <w:spacing w:val="3"/>
-          <w:sz w:val="28"/>
-          <w:szCs w:val="28"/>
-          <w:lang w:val="ru-RU"/>
-        </w:rPr>
-        <w:t>Иванов Иван Иванович</w:t>
-      </w:r>
-      <w:r>
-        <w:rPr>
-          <w:rFonts w:ascii="Times New Roman" w:eastAsia="Times New Roman" w:hAnsi="Times New Roman" w:cs="Times New Roman"/>
-          <w:spacing w:val="3"/>
-          <w:sz w:val="28"/>
-          <w:szCs w:val="28"/>
-          <w:lang w:val="ru-RU"/>
-        </w:rPr>
-        <w:t>» и «Петров Петр Петрович».</w:t>
-      </w:r>
-      <w:r>
-        <w:rPr>
-          <w:rFonts w:ascii="Times New Roman" w:eastAsia="Times New Roman" w:hAnsi="Times New Roman" w:cs="Times New Roman"/>
-          <w:spacing w:val="3"/>
-          <w:sz w:val="28"/>
-          <w:szCs w:val="28"/>
-          <w:lang w:val="ru-RU"/>
-        </w:rPr>
-        <w:t xml:space="preserve"> Или в фича файле внесены данные по имеющимся пользователям вместо вышеназванных.</w:t>
-      </w:r>
-      <w:bookmarkStart w:id="0" w:name="_GoBack"/>
-      <w:bookmarkEnd w:id="0"/>
-    </w:p>
-    <w:p>
-      <w:pPr>
-        <w:shd w:val="clear" w:color="auto" w:fill="FFFFFF"/>
-        <w:spacing w:after="0" w:line="276" w:lineRule="auto"/>
-        <w:jc w:val="both"/>
-        <w:rPr>
-          <w:rFonts w:ascii="Times New Roman" w:eastAsia="Times New Roman" w:hAnsi="Times New Roman" w:cs="Times New Roman"/>
-          <w:spacing w:val="3"/>
-          <w:sz w:val="28"/>
-          <w:szCs w:val="28"/>
-          <w:lang w:val="ru-RU"/>
-        </w:rPr>
-      </w:pPr>
-    </w:p>
-    <w:p>
-      <w:pPr>
-        <w:shd w:val="clear" w:color="auto" w:fill="FFFFFF"/>
-        <w:spacing w:after="0" w:line="276" w:lineRule="auto"/>
-        <w:jc w:val="both"/>
+        <w:t>для теста «Закрытие обслуживаний от имени Специалиста»</w:t>
+      </w:r>
+      <w:r>
         <w:rPr>
           <w:rFonts w:ascii="Times New Roman" w:eastAsia="Times New Roman" w:hAnsi="Times New Roman" w:cs="Times New Roman"/>
           <w:i/>
@@ -2083,25 +2451,35 @@
           <w:szCs w:val="28"/>
           <w:lang w:val="ru-RU"/>
         </w:rPr>
-      </w:pPr>
-      <w:r>
-        <w:rPr>
-          <w:rFonts w:ascii="Times New Roman" w:eastAsia="Times New Roman" w:hAnsi="Times New Roman" w:cs="Times New Roman"/>
-          <w:i/>
-          <w:iCs/>
-          <w:spacing w:val="3"/>
-          <w:sz w:val="28"/>
-          <w:szCs w:val="28"/>
-          <w:lang w:val="ru-RU"/>
-        </w:rPr>
-        <w:lastRenderedPageBreak/>
-        <w:t>- для теста «Закрытие обслуживаний от имени Специалиста»</w:t>
-      </w:r>
-      <w:r>
-        <w:rPr>
-          <w:rFonts w:ascii="Times New Roman" w:eastAsia="Times New Roman" w:hAnsi="Times New Roman" w:cs="Times New Roman"/>
-          <w:i/>
-          <w:iCs/>
+        <w:t>:</w:t>
+      </w:r>
+    </w:p>
+    <w:p>
+      <w:pPr>
+        <w:shd w:val="clear" w:color="auto" w:fill="FFFFFF"/>
+        <w:spacing w:after="0" w:line="276" w:lineRule="auto"/>
+        <w:jc w:val="both"/>
+        <w:rPr>
+          <w:rFonts w:ascii="Times New Roman" w:eastAsia="Times New Roman" w:hAnsi="Times New Roman" w:cs="Times New Roman"/>
+          <w:spacing w:val="3"/>
+          <w:sz w:val="28"/>
+          <w:szCs w:val="28"/>
+          <w:lang w:val="ru-RU"/>
+        </w:rPr>
+      </w:pPr>
+      <w:r>
+        <w:rPr>
+          <w:rFonts w:ascii="Times New Roman" w:eastAsia="Times New Roman" w:hAnsi="Times New Roman" w:cs="Times New Roman"/>
+          <w:spacing w:val="3"/>
+          <w:sz w:val="28"/>
+          <w:szCs w:val="28"/>
+          <w:lang w:val="ru-RU"/>
+        </w:rPr>
+        <w:t>-</w:t>
+      </w:r>
+      <w:r>
+        <w:rPr>
+          <w:rFonts w:ascii="Times New Roman" w:eastAsia="Times New Roman" w:hAnsi="Times New Roman" w:cs="Times New Roman"/>
           <w:spacing w:val="3"/>
           <w:sz w:val="28"/>
           <w:szCs w:val="28"/>
@@ -2112,8 +2490,6 @@
       <w:r>
         <w:rPr>
           <w:rFonts w:ascii="Times New Roman" w:eastAsia="Times New Roman" w:hAnsi="Times New Roman" w:cs="Times New Roman"/>
-          <w:i/>
-          <w:iCs/>
           <w:spacing w:val="3"/>
           <w:sz w:val="28"/>
           <w:szCs w:val="28"/>
@@ -2124,8 +2500,6 @@
       <w:r>
         <w:rPr>
           <w:rFonts w:ascii="Times New Roman" w:eastAsia="Times New Roman" w:hAnsi="Times New Roman" w:cs="Times New Roman"/>
-          <w:i/>
-          <w:iCs/>
           <w:spacing w:val="3"/>
           <w:sz w:val="28"/>
           <w:szCs w:val="28"/>
@@ -2136,8 +2510,6 @@
       <w:r>
         <w:rPr>
           <w:rFonts w:ascii="Times New Roman" w:eastAsia="Times New Roman" w:hAnsi="Times New Roman" w:cs="Times New Roman"/>
-          <w:i/>
-          <w:iCs/>
           <w:spacing w:val="3"/>
           <w:sz w:val="28"/>
           <w:szCs w:val="28"/>
@@ -2148,8 +2520,6 @@
       <w:r>
         <w:rPr>
           <w:rFonts w:ascii="Times New Roman" w:eastAsia="Times New Roman" w:hAnsi="Times New Roman" w:cs="Times New Roman"/>
-          <w:i/>
-          <w:iCs/>
           <w:spacing w:val="3"/>
           <w:sz w:val="28"/>
           <w:szCs w:val="28"/>
@@ -2202,7 +2572,7 @@
                     </pic:cNvPicPr>
                   </pic:nvPicPr>
                   <pic:blipFill>
-                    <a:blip r:embed="rId21">
+                    <a:blip r:embed="rId22">
                       <a:extLst>
                         <a:ext uri="{28A0092B-C50C-407E-A947-70E740481C1C}">
                           <a14:useLocalDpi xmlns:a14="http://schemas.microsoft.com/office/drawing/2010/main" val="0"/>
@@ -2274,7 +2644,7 @@
           <w:szCs w:val="28"/>
           <w:lang w:val="ru-RU"/>
         </w:rPr>
-        <w:t>- для теста «</w:t>
+        <w:t>для теста «</w:t>
       </w:r>
       <w:r>
         <w:rPr>
@@ -2376,7 +2746,7 @@
           <w:szCs w:val="28"/>
           <w:lang w:val="ru-RU"/>
         </w:rPr>
-        <w:t>- для теста «</w:t>
+        <w:t>для теста «</w:t>
       </w:r>
       <w:r>
         <w:rPr>
@@ -2436,147 +2806,7 @@
           <w:szCs w:val="28"/>
           <w:lang w:val="ru-RU"/>
         </w:rPr>
-        <w:t>Созданы документы обслуживания</w:t>
-      </w:r>
-      <w:r>
-        <w:rPr>
-          <w:rFonts w:ascii="Times New Roman" w:eastAsia="Times New Roman" w:hAnsi="Times New Roman" w:cs="Times New Roman"/>
-          <w:spacing w:val="3"/>
-          <w:sz w:val="28"/>
-          <w:szCs w:val="28"/>
-          <w:lang w:val="ru-RU"/>
-        </w:rPr>
-        <w:t xml:space="preserve"> и</w:t>
-      </w:r>
-      <w:r>
-        <w:rPr>
-          <w:rFonts w:ascii="Times New Roman" w:eastAsia="Times New Roman" w:hAnsi="Times New Roman" w:cs="Times New Roman"/>
-          <w:spacing w:val="3"/>
-          <w:sz w:val="28"/>
-          <w:szCs w:val="28"/>
-          <w:lang w:val="ru-RU"/>
-        </w:rPr>
-        <w:t xml:space="preserve"> </w:t>
-      </w:r>
-      <w:r>
-        <w:rPr>
-          <w:rFonts w:ascii="Times New Roman" w:eastAsia="Times New Roman" w:hAnsi="Times New Roman" w:cs="Times New Roman"/>
-          <w:spacing w:val="3"/>
-          <w:sz w:val="28"/>
-          <w:szCs w:val="28"/>
-          <w:lang w:val="ru-RU"/>
-        </w:rPr>
-        <w:t xml:space="preserve">реализация товаров и услуг по договорам обслуживания </w:t>
-      </w:r>
-      <w:r>
-        <w:rPr>
-          <w:rFonts w:ascii="Times New Roman" w:eastAsia="Times New Roman" w:hAnsi="Times New Roman" w:cs="Times New Roman"/>
-          <w:spacing w:val="3"/>
-          <w:sz w:val="28"/>
-          <w:szCs w:val="28"/>
-          <w:lang w:val="ru-RU"/>
-        </w:rPr>
-        <w:t>за июль 2026 года</w:t>
-      </w:r>
-      <w:r>
-        <w:rPr>
-          <w:rFonts w:ascii="Times New Roman" w:eastAsia="Times New Roman" w:hAnsi="Times New Roman" w:cs="Times New Roman"/>
-          <w:spacing w:val="3"/>
-          <w:sz w:val="28"/>
-          <w:szCs w:val="28"/>
-          <w:lang w:val="ru-RU"/>
-        </w:rPr>
-        <w:t xml:space="preserve">. </w:t>
-      </w:r>
-      <w:r>
-        <w:rPr>
-          <w:rFonts w:ascii="Times New Roman" w:eastAsia="Times New Roman" w:hAnsi="Times New Roman" w:cs="Times New Roman"/>
-          <w:spacing w:val="3"/>
-          <w:sz w:val="28"/>
-          <w:szCs w:val="28"/>
-          <w:lang w:val="ru-RU"/>
-        </w:rPr>
-        <w:t>В случае необходимости рассмотрения другого периода необходимо в фича файле указать вместо</w:t>
-      </w:r>
-      <w:r>
-        <w:rPr>
-          <w:rFonts w:ascii="Times New Roman" w:eastAsia="Times New Roman" w:hAnsi="Times New Roman" w:cs="Times New Roman"/>
-          <w:spacing w:val="3"/>
-          <w:sz w:val="28"/>
-          <w:szCs w:val="28"/>
-          <w:lang w:val="ru-RU"/>
-        </w:rPr>
-        <w:t xml:space="preserve"> </w:t>
-      </w:r>
-      <w:r>
-        <w:rPr>
-          <w:rFonts w:ascii="Times New Roman" w:eastAsia="Times New Roman" w:hAnsi="Times New Roman" w:cs="Times New Roman"/>
-          <w:spacing w:val="3"/>
-          <w:sz w:val="28"/>
-          <w:szCs w:val="28"/>
-          <w:lang w:val="ru-RU"/>
-        </w:rPr>
-        <w:t>«</w:t>
-      </w:r>
-      <w:r>
-        <w:rPr>
-          <w:rFonts w:ascii="Times New Roman" w:eastAsia="Times New Roman" w:hAnsi="Times New Roman" w:cs="Times New Roman"/>
-          <w:spacing w:val="3"/>
-          <w:sz w:val="28"/>
-          <w:szCs w:val="28"/>
-          <w:lang w:val="ru-RU"/>
-        </w:rPr>
-        <w:t>0</w:t>
-      </w:r>
-      <w:r>
-        <w:rPr>
-          <w:rFonts w:ascii="Times New Roman" w:eastAsia="Times New Roman" w:hAnsi="Times New Roman" w:cs="Times New Roman"/>
-          <w:spacing w:val="3"/>
-          <w:sz w:val="28"/>
-          <w:szCs w:val="28"/>
-          <w:lang w:val="ru-RU"/>
-        </w:rPr>
-        <w:t>1.07.2026»</w:t>
-      </w:r>
-      <w:r>
-        <w:rPr>
-          <w:rFonts w:ascii="Times New Roman" w:eastAsia="Times New Roman" w:hAnsi="Times New Roman" w:cs="Times New Roman"/>
-          <w:spacing w:val="3"/>
-          <w:sz w:val="28"/>
-          <w:szCs w:val="28"/>
-          <w:lang w:val="ru-RU"/>
-        </w:rPr>
-        <w:t xml:space="preserve"> и</w:t>
-      </w:r>
-      <w:r>
-        <w:rPr>
-          <w:rFonts w:ascii="Times New Roman" w:eastAsia="Times New Roman" w:hAnsi="Times New Roman" w:cs="Times New Roman"/>
-          <w:spacing w:val="3"/>
-          <w:sz w:val="28"/>
-          <w:szCs w:val="28"/>
-          <w:lang w:val="ru-RU"/>
-        </w:rPr>
-        <w:t xml:space="preserve"> «31.07.2026» </w:t>
-      </w:r>
-      <w:r>
-        <w:rPr>
-          <w:rFonts w:ascii="Times New Roman" w:eastAsia="Times New Roman" w:hAnsi="Times New Roman" w:cs="Times New Roman"/>
-          <w:spacing w:val="3"/>
-          <w:sz w:val="28"/>
-          <w:szCs w:val="28"/>
-          <w:lang w:val="ru-RU"/>
-        </w:rPr>
-        <w:t>начальную и конечную</w:t>
-      </w:r>
-      <w:r>
-        <w:rPr>
-          <w:rFonts w:ascii="Times New Roman" w:eastAsia="Times New Roman" w:hAnsi="Times New Roman" w:cs="Times New Roman"/>
-          <w:spacing w:val="3"/>
-          <w:sz w:val="28"/>
-          <w:szCs w:val="28"/>
-          <w:lang w:val="ru-RU"/>
-        </w:rPr>
-        <w:t xml:space="preserve"> дату рассматриваемого вами периода.</w:t>
+        <w:t>Созданы документы обслуживания и реализация товаров и услуг по договорам обслуживания за июль 2026 года. В случае необходимости рассмотрения другого периода необходимо в фича файле указать вместо «01.07.2026» и «31.07.2026» начальную и конечную дату рассматриваемого вами периода.</w:t>
       </w:r>
     </w:p>
     <w:p>
@@ -2600,27 +2830,8 @@
           <w:szCs w:val="28"/>
           <w:lang w:val="ru-RU"/>
         </w:rPr>
-        <w:t>В</w:t>
-      </w:r>
-      <w:r>
-        <w:rPr>
-          <w:rFonts w:ascii="Times New Roman" w:eastAsia="Times New Roman" w:hAnsi="Times New Roman" w:cs="Times New Roman"/>
-          <w:spacing w:val="3"/>
-          <w:sz w:val="28"/>
-          <w:szCs w:val="28"/>
-          <w:lang w:val="ru-RU"/>
-        </w:rPr>
-        <w:t xml:space="preserve"> фича файле</w:t>
-      </w:r>
-      <w:r>
-        <w:rPr>
-          <w:rFonts w:ascii="Times New Roman" w:eastAsia="Times New Roman" w:hAnsi="Times New Roman" w:cs="Times New Roman"/>
-          <w:spacing w:val="3"/>
-          <w:sz w:val="28"/>
-          <w:szCs w:val="28"/>
-          <w:lang w:val="ru-RU"/>
-        </w:rPr>
-        <w:t xml:space="preserve"> настроен макет под данные отчета.</w:t>
+        <w:lastRenderedPageBreak/>
+        <w:t>В фича файле настроен макет под данные отчета.</w:t>
       </w:r>
     </w:p>
     <w:p>
@@ -2664,7 +2875,29 @@
           <w:szCs w:val="28"/>
           <w:lang w:val="ru-RU"/>
         </w:rPr>
-        <w:t xml:space="preserve">Далее можно запускать автотест путем нажатия на кнопку </w:t>
+        <w:t xml:space="preserve">Далее можно запускать </w:t>
+      </w:r>
+      <w:proofErr w:type="spellStart"/>
+      <w:r>
+        <w:rPr>
+          <w:rFonts w:ascii="Times New Roman" w:eastAsia="Times New Roman" w:hAnsi="Times New Roman" w:cs="Times New Roman"/>
+          <w:spacing w:val="3"/>
+          <w:sz w:val="28"/>
+          <w:szCs w:val="28"/>
+          <w:lang w:val="ru-RU"/>
+        </w:rPr>
+        <w:t>автотест</w:t>
+      </w:r>
+      <w:proofErr w:type="spellEnd"/>
+      <w:r>
+        <w:rPr>
+          <w:rFonts w:ascii="Times New Roman" w:eastAsia="Times New Roman" w:hAnsi="Times New Roman" w:cs="Times New Roman"/>
+          <w:spacing w:val="3"/>
+          <w:sz w:val="28"/>
+          <w:szCs w:val="28"/>
+          <w:lang w:val="ru-RU"/>
+        </w:rPr>
+        <w:t xml:space="preserve"> путем нажатия на кнопку </w:t>
       </w:r>
       <w:r>
         <w:rPr>
@@ -2693,7 +2926,7 @@
                     </pic:cNvPicPr>
                   </pic:nvPicPr>
                   <pic:blipFill>
-                    <a:blip r:embed="rId22">
+                    <a:blip r:embed="rId23">
                       <a:extLst>
                         <a:ext uri="{28A0092B-C50C-407E-A947-70E740481C1C}">
                           <a14:useLocalDpi xmlns:a14="http://schemas.microsoft.com/office/drawing/2010/main" val="0"/>
@@ -2732,7 +2965,29 @@
           <w:szCs w:val="28"/>
           <w:lang w:val="ru-RU"/>
         </w:rPr>
-        <w:t>.  После завершения автотеста программа тестирования выдаст соответствующее сообщение.</w:t>
+        <w:t xml:space="preserve">.  После завершения </w:t>
+      </w:r>
+      <w:proofErr w:type="spellStart"/>
+      <w:r>
+        <w:rPr>
+          <w:rFonts w:ascii="Times New Roman" w:eastAsia="Times New Roman" w:hAnsi="Times New Roman" w:cs="Times New Roman"/>
+          <w:spacing w:val="3"/>
+          <w:sz w:val="28"/>
+          <w:szCs w:val="28"/>
+          <w:lang w:val="ru-RU"/>
+        </w:rPr>
+        <w:t>автотеста</w:t>
+      </w:r>
+      <w:proofErr w:type="spellEnd"/>
+      <w:r>
+        <w:rPr>
+          <w:rFonts w:ascii="Times New Roman" w:eastAsia="Times New Roman" w:hAnsi="Times New Roman" w:cs="Times New Roman"/>
+          <w:spacing w:val="3"/>
+          <w:sz w:val="28"/>
+          <w:szCs w:val="28"/>
+          <w:lang w:val="ru-RU"/>
+        </w:rPr>
+        <w:t xml:space="preserve"> программа тестирования выдаст соответствующее сообщение.</w:t>
       </w:r>
     </w:p>
     <w:p>
@@ -3419,6 +3674,7 @@
   <w:style w:type="character" w:default="1" w:styleId="a0">
     <w:name w:val="Default Paragraph Font"/>
     <w:uiPriority w:val="1"/>
+    <w:semiHidden/>
     <w:unhideWhenUsed/>
   </w:style>
   <w:style w:type="table" w:default="1" w:styleId="a1">
